--- a/docs/Brugervejledning.docx
+++ b/docs/Brugervejledning.docx
@@ -450,6 +450,50 @@
                 <w:b/>
                 <w:sz w:val="20"/>
               </w:rPr>
+              <w:t>🧾 Lønafregning</w:t>
+            </w:r>
+          </w:p>
+        </w:tc>
+        <w:tc>
+          <w:tcPr>
+            <w:tcW w:type="dxa" w:w="6520"/>
+            <w:tcBorders>
+              <w:top w:val="single" w:sz="4" w:color="9BBDD6"/>
+              <w:left w:val="single" w:sz="4" w:color="9BBDD6"/>
+              <w:bottom w:val="single" w:sz="4" w:color="9BBDD6"/>
+              <w:right w:val="single" w:sz="4" w:color="9BBDD6"/>
+            </w:tcBorders>
+          </w:tcPr>
+          <w:p>
+            <w:r>
+              <w:rPr>
+                <w:rFonts w:ascii="Arial" w:hAnsi="Arial"/>
+                <w:sz w:val="20"/>
+              </w:rPr>
+              <w:t>Periodetotaler og pr.-medarbejder oversigt over lønnen (kapitel 12). Kræver 'Lønafregning (se)'.</w:t>
+            </w:r>
+          </w:p>
+        </w:tc>
+      </w:tr>
+      <w:tr>
+        <w:tc>
+          <w:tcPr>
+            <w:tcW w:type="dxa" w:w="2835"/>
+            <w:shd w:val="clear" w:color="auto" w:fill="D5E8F5"/>
+            <w:tcBorders>
+              <w:top w:val="single" w:sz="4" w:color="9BBDD6"/>
+              <w:left w:val="single" w:sz="4" w:color="9BBDD6"/>
+              <w:bottom w:val="single" w:sz="4" w:color="9BBDD6"/>
+              <w:right w:val="single" w:sz="4" w:color="9BBDD6"/>
+            </w:tcBorders>
+          </w:tcPr>
+          <w:p>
+            <w:r>
+              <w:rPr>
+                <w:rFonts w:ascii="Arial" w:hAnsi="Arial"/>
+                <w:b/>
+                <w:sz w:val="20"/>
+              </w:rPr>
               <w:t>📊 Fraværsoversigt</w:t>
             </w:r>
           </w:p>
@@ -515,6 +559,50 @@
                 <w:sz w:val="20"/>
               </w:rPr>
               <w:t>Ugentlig/periodisk vagtplanlægning pr. medarbejder. Kræver 'Se vagtplan'; redigering kræver desuden 'Redigér egen linje' eller 'Redigér alle linjer'.</w:t>
+            </w:r>
+          </w:p>
+        </w:tc>
+      </w:tr>
+      <w:tr>
+        <w:tc>
+          <w:tcPr>
+            <w:tcW w:type="dxa" w:w="2835"/>
+            <w:shd w:val="clear" w:color="auto" w:fill="D5E8F5"/>
+            <w:tcBorders>
+              <w:top w:val="single" w:sz="4" w:color="9BBDD6"/>
+              <w:left w:val="single" w:sz="4" w:color="9BBDD6"/>
+              <w:bottom w:val="single" w:sz="4" w:color="9BBDD6"/>
+              <w:right w:val="single" w:sz="4" w:color="9BBDD6"/>
+            </w:tcBorders>
+          </w:tcPr>
+          <w:p>
+            <w:r>
+              <w:rPr>
+                <w:rFonts w:ascii="Arial" w:hAnsi="Arial"/>
+                <w:b/>
+                <w:sz w:val="20"/>
+              </w:rPr>
+              <w:t>🗓️ Dagsplan</w:t>
+            </w:r>
+          </w:p>
+        </w:tc>
+        <w:tc>
+          <w:tcPr>
+            <w:tcW w:type="dxa" w:w="6520"/>
+            <w:tcBorders>
+              <w:top w:val="single" w:sz="4" w:color="9BBDD6"/>
+              <w:left w:val="single" w:sz="4" w:color="9BBDD6"/>
+              <w:bottom w:val="single" w:sz="4" w:color="9BBDD6"/>
+              <w:right w:val="single" w:sz="4" w:color="9BBDD6"/>
+            </w:tcBorders>
+          </w:tcPr>
+          <w:p>
+            <w:r>
+              <w:rPr>
+                <w:rFonts w:ascii="Arial" w:hAnsi="Arial"/>
+                <w:sz w:val="20"/>
+              </w:rPr>
+              <w:t>Daglig vogn/chauffør-fordeling og materielt fravær (kapitel 13). Kræver 'Se dagsplan'; redigering kræver desuden 'Redigér dagsplan'.</w:t>
             </w:r>
           </w:p>
         </w:tc>
@@ -974,7 +1062,7 @@
                 <w:rFonts w:ascii="Arial" w:hAnsi="Arial"/>
                 <w:sz w:val="20"/>
               </w:rPr>
-              <w:t>Rød</w:t>
+              <w:t>Blå</w:t>
             </w:r>
           </w:p>
         </w:tc>
@@ -1098,7 +1186,7 @@
                 <w:rFonts w:ascii="Arial" w:hAnsi="Arial"/>
                 <w:sz w:val="20"/>
               </w:rPr>
-              <w:t>Grå</w:t>
+              <w:t>Rød</w:t>
             </w:r>
           </w:p>
         </w:tc>
@@ -1549,7 +1637,7 @@
                 <w:rFonts w:ascii="Arial" w:hAnsi="Arial"/>
                 <w:sz w:val="20"/>
               </w:rPr>
-              <w:t>Rød/mørk</w:t>
+              <w:t>Mørkeblå/grå (#44546a)</w:t>
             </w:r>
           </w:p>
         </w:tc>
@@ -1633,7 +1721,7 @@
                 <w:rFonts w:ascii="Arial" w:hAnsi="Arial"/>
                 <w:sz w:val="20"/>
               </w:rPr>
-              <w:t>Orange</w:t>
+              <w:t>Rød</w:t>
             </w:r>
           </w:p>
         </w:tc>
@@ -1675,7 +1763,7 @@
                 <w:rFonts w:ascii="Arial" w:hAnsi="Arial"/>
                 <w:sz w:val="20"/>
               </w:rPr>
-              <w:t>Blå/neutral</w:t>
+              <w:t>(K)-præfiks</w:t>
             </w:r>
           </w:p>
         </w:tc>
@@ -1695,7 +1783,7 @@
                 <w:rFonts w:ascii="Arial" w:hAnsi="Arial"/>
                 <w:sz w:val="20"/>
               </w:rPr>
-              <w:t>Manuel aktivitet (ikke fra tachograf) eller korrigeret aktivitet.</w:t>
+              <w:t>Manuel aktivitet (ikke fra tachograf) vises med samme statusfarve som ovenfor, men med et '(K) '-præfiks i teksten – ingen separat farve.</w:t>
             </w:r>
           </w:p>
         </w:tc>
@@ -2373,6 +2461,50 @@
                 <w:sz w:val="20"/>
               </w:rPr>
               <w:t>Hvem har godkendt og hvornår.</w:t>
+            </w:r>
+          </w:p>
+        </w:tc>
+      </w:tr>
+      <w:tr>
+        <w:tc>
+          <w:tcPr>
+            <w:tcW w:type="dxa" w:w="2835"/>
+            <w:shd w:val="clear" w:color="auto" w:fill="D5E8F5"/>
+            <w:tcBorders>
+              <w:top w:val="single" w:sz="4" w:color="9BBDD6"/>
+              <w:left w:val="single" w:sz="4" w:color="9BBDD6"/>
+              <w:bottom w:val="single" w:sz="4" w:color="9BBDD6"/>
+              <w:right w:val="single" w:sz="4" w:color="9BBDD6"/>
+            </w:tcBorders>
+          </w:tcPr>
+          <w:p>
+            <w:r>
+              <w:rPr>
+                <w:rFonts w:ascii="Arial" w:hAnsi="Arial"/>
+                <w:b/>
+                <w:sz w:val="20"/>
+              </w:rPr>
+              <w:t>Ændret af</w:t>
+            </w:r>
+          </w:p>
+        </w:tc>
+        <w:tc>
+          <w:tcPr>
+            <w:tcW w:type="dxa" w:w="6520"/>
+            <w:tcBorders>
+              <w:top w:val="single" w:sz="4" w:color="9BBDD6"/>
+              <w:left w:val="single" w:sz="4" w:color="9BBDD6"/>
+              <w:bottom w:val="single" w:sz="4" w:color="9BBDD6"/>
+              <w:right w:val="single" w:sz="4" w:color="9BBDD6"/>
+            </w:tcBorders>
+          </w:tcPr>
+          <w:p>
+            <w:r>
+              <w:rPr>
+                <w:rFonts w:ascii="Arial" w:hAnsi="Arial"/>
+                <w:sz w:val="20"/>
+              </w:rPr>
+              <w:t>Initialerne på den bruger der sidst gemte en rettelse. Vises kun når aktiviteten faktisk er blevet redigeret.</w:t>
             </w:r>
           </w:p>
         </w:tc>
@@ -3625,7 +3757,7 @@
                 <w:rFonts w:ascii="Arial" w:hAnsi="Arial"/>
                 <w:sz w:val="20"/>
               </w:rPr>
-              <w:t>Disponentgrupper</w:t>
+              <w:t>Disponentgruppe</w:t>
             </w:r>
           </w:p>
         </w:tc>
@@ -3665,7 +3797,131 @@
                 <w:rFonts w:ascii="Arial" w:hAnsi="Arial"/>
                 <w:sz w:val="20"/>
               </w:rPr>
-              <w:t>Afdeling(er) – afkrydsningsbokse, en medarbejder kan tilhøre flere grupper samtidig. Bruges til at filtrere aktivitetstabellen og fraværsoversigt-eksporten.</w:t>
+              <w:t>Afdeling – dropdown, en medarbejder kan højst tilhøre én gruppe ad gangen. Bruges til at filtrere aktivitetstabellen og fraværsoversigt-eksporten.</w:t>
+            </w:r>
+          </w:p>
+        </w:tc>
+      </w:tr>
+      <w:tr>
+        <w:tc>
+          <w:tcPr>
+            <w:tcW w:type="dxa" w:w="3024"/>
+            <w:tcBorders>
+              <w:top w:val="single" w:sz="4" w:color="CCCCCC"/>
+              <w:left w:val="single" w:sz="4" w:color="CCCCCC"/>
+              <w:bottom w:val="single" w:sz="4" w:color="CCCCCC"/>
+              <w:right w:val="single" w:sz="4" w:color="CCCCCC"/>
+            </w:tcBorders>
+          </w:tcPr>
+          <w:p>
+            <w:r>
+              <w:rPr>
+                <w:rFonts w:ascii="Arial" w:hAnsi="Arial"/>
+                <w:sz w:val="20"/>
+              </w:rPr>
+              <w:t>Fast bil</w:t>
+            </w:r>
+          </w:p>
+        </w:tc>
+        <w:tc>
+          <w:tcPr>
+            <w:tcW w:type="dxa" w:w="3024"/>
+            <w:tcBorders>
+              <w:top w:val="single" w:sz="4" w:color="CCCCCC"/>
+              <w:left w:val="single" w:sz="4" w:color="CCCCCC"/>
+              <w:bottom w:val="single" w:sz="4" w:color="CCCCCC"/>
+              <w:right w:val="single" w:sz="4" w:color="CCCCCC"/>
+            </w:tcBorders>
+          </w:tcPr>
+          <w:p>
+            <w:r>
+              <w:rPr>
+                <w:rFonts w:ascii="Arial" w:hAnsi="Arial"/>
+                <w:sz w:val="20"/>
+              </w:rPr>
+              <w:t>Nej</w:t>
+            </w:r>
+          </w:p>
+        </w:tc>
+        <w:tc>
+          <w:tcPr>
+            <w:tcW w:type="dxa" w:w="3024"/>
+            <w:tcBorders>
+              <w:top w:val="single" w:sz="4" w:color="CCCCCC"/>
+              <w:left w:val="single" w:sz="4" w:color="CCCCCC"/>
+              <w:bottom w:val="single" w:sz="4" w:color="CCCCCC"/>
+              <w:right w:val="single" w:sz="4" w:color="CCCCCC"/>
+            </w:tcBorders>
+          </w:tcPr>
+          <w:p>
+            <w:r>
+              <w:rPr>
+                <w:rFonts w:ascii="Arial" w:hAnsi="Arial"/>
+                <w:sz w:val="20"/>
+              </w:rPr>
+              <w:t>Afkryds for at medarbejderen skal foreslås som standardchauffør på en bestemt vogn i Dagsplan (kapitel 13). Vises herefter et søgbart vognnummer-felt, ikke begrænset til egen disponentgruppe.</w:t>
+            </w:r>
+          </w:p>
+        </w:tc>
+      </w:tr>
+      <w:tr>
+        <w:tc>
+          <w:tcPr>
+            <w:tcW w:type="dxa" w:w="3024"/>
+            <w:tcBorders>
+              <w:top w:val="single" w:sz="4" w:color="CCCCCC"/>
+              <w:left w:val="single" w:sz="4" w:color="CCCCCC"/>
+              <w:bottom w:val="single" w:sz="4" w:color="CCCCCC"/>
+              <w:right w:val="single" w:sz="4" w:color="CCCCCC"/>
+            </w:tcBorders>
+          </w:tcPr>
+          <w:p>
+            <w:r>
+              <w:rPr>
+                <w:rFonts w:ascii="Arial" w:hAnsi="Arial"/>
+                <w:sz w:val="20"/>
+              </w:rPr>
+              <w:t>Særaftale: Øvrig overtid for alle timer</w:t>
+            </w:r>
+          </w:p>
+        </w:tc>
+        <w:tc>
+          <w:tcPr>
+            <w:tcW w:type="dxa" w:w="3024"/>
+            <w:tcBorders>
+              <w:top w:val="single" w:sz="4" w:color="CCCCCC"/>
+              <w:left w:val="single" w:sz="4" w:color="CCCCCC"/>
+              <w:bottom w:val="single" w:sz="4" w:color="CCCCCC"/>
+              <w:right w:val="single" w:sz="4" w:color="CCCCCC"/>
+            </w:tcBorders>
+          </w:tcPr>
+          <w:p>
+            <w:r>
+              <w:rPr>
+                <w:rFonts w:ascii="Arial" w:hAnsi="Arial"/>
+                <w:sz w:val="20"/>
+              </w:rPr>
+              <w:t>Nej</w:t>
+            </w:r>
+          </w:p>
+        </w:tc>
+        <w:tc>
+          <w:tcPr>
+            <w:tcW w:type="dxa" w:w="3024"/>
+            <w:tcBorders>
+              <w:top w:val="single" w:sz="4" w:color="CCCCCC"/>
+              <w:left w:val="single" w:sz="4" w:color="CCCCCC"/>
+              <w:bottom w:val="single" w:sz="4" w:color="CCCCCC"/>
+              <w:right w:val="single" w:sz="4" w:color="CCCCCC"/>
+            </w:tcBorders>
+          </w:tcPr>
+          <w:p>
+            <w:r>
+              <w:rPr>
+                <w:rFonts w:ascii="Arial" w:hAnsi="Arial"/>
+                <w:sz w:val="20"/>
+              </w:rPr>
+              <w:t>Afkryds KUN for en medarbejder med en individuel aftale om at alle arbejdstimer skal give Øvrig overtid oveni normal løn, uden dagligt loft (se afsnit 9.6). Berører lønberegningen direkte – brug med omtanke.</w:t>
             </w:r>
           </w:p>
         </w:tc>
@@ -5200,7 +5456,7 @@
           <w:rFonts w:ascii="Arial" w:hAnsi="Arial"/>
           <w:sz w:val="22"/>
         </w:rPr>
-        <w:t>Prøvekørslen beregner lønnen og gemmer resultatet som en Excel-fil. Brug denne til at tjekke tallene inden den endelige kørsel.</w:t>
+        <w:t>Prøvekørslen beregner lønnen og downloader resultatet som en Excel-fil til din computer. Brug denne til at tjekke tallene inden den endelige kørsel.</w:t>
       </w:r>
     </w:p>
     <w:p>
@@ -5242,21 +5498,7 @@
           <w:rFonts w:ascii="Arial" w:hAnsi="Arial"/>
           <w:sz w:val="22"/>
         </w:rPr>
-        <w:t>Klik 'Gennemse' for at vælge hvilken mappe filen skal gemmes i (foreslår Downloads-mappen).</w:t>
-      </w:r>
-    </w:p>
-    <w:p>
-      <w:pPr>
-        <w:pStyle w:val="ListBullet"/>
-        <w:spacing w:after="40"/>
-        <w:ind w:left="454"/>
-      </w:pPr>
-      <w:r>
-        <w:rPr>
-          <w:rFonts w:ascii="Arial" w:hAnsi="Arial"/>
-          <w:sz w:val="22"/>
-        </w:rPr>
-        <w:t>Klik 'Dan Excel'. Filen gemmes og pop-up-vinduet lukker automatisk.</w:t>
+        <w:t>Klik 'Dan Excel'. Filen downloades til din computer, og pop-up-vinduet lukker automatisk.</w:t>
       </w:r>
     </w:p>
     <w:p>
@@ -5416,7 +5658,7 @@
           <w:rFonts w:ascii="Arial" w:hAnsi="Arial"/>
           <w:sz w:val="22"/>
         </w:rPr>
-        <w:t>Genererer individuelle timesedler til alle medarbejdere som PDF-filer.</w:t>
+        <w:t>Genererer individuelle timesedler til alle medarbejdere som PDF-filer og downloader dem til din computer – én PDF direkte, hvis kun én medarbejder har data i perioden, ellers en samlet ZIP-fil.</w:t>
       </w:r>
     </w:p>
     <w:p>
@@ -5444,7 +5686,7 @@
           <w:rFonts w:ascii="Arial" w:hAnsi="Arial"/>
           <w:sz w:val="22"/>
         </w:rPr>
-        <w:t>Vælg mappe at gemme i (brug 'Gennemse').</w:t>
+        <w:t>Vælg fra/til-dato og evt. en bestemt medarbejder.</w:t>
       </w:r>
     </w:p>
     <w:p>
@@ -5458,7 +5700,7 @@
           <w:rFonts w:ascii="Arial" w:hAnsi="Arial"/>
           <w:sz w:val="22"/>
         </w:rPr>
-        <w:t>Klik 'Dan PDF'er'. Én PDF pr. medarbejder gemmes i mappen.</w:t>
+        <w:t>Klik 'Dan PDF'er'. Filen(erne) downloades til din computer.</w:t>
       </w:r>
     </w:p>
     <w:p>
@@ -6554,6 +6796,112 @@
       </w:r>
     </w:p>
     <w:p>
+      <w:pPr>
+        <w:pStyle w:val="Heading2"/>
+        <w:spacing w:before="200" w:after="120"/>
+      </w:pPr>
+      <w:r>
+        <w:rPr>
+          <w:rFonts w:ascii="Arial" w:hAnsi="Arial"/>
+          <w:b/>
+          <w:color w:val="2E6DB8"/>
+          <w:sz w:val="26"/>
+        </w:rPr>
+        <w:t>9.6  Særaftale: Øvrig overtid for alle timer</w:t>
+      </w:r>
+    </w:p>
+    <w:p>
+      <w:pPr>
+        <w:spacing w:after="120"/>
+      </w:pPr>
+      <w:r>
+        <w:rPr>
+          <w:rFonts w:ascii="Arial" w:hAnsi="Arial"/>
+          <w:sz w:val="22"/>
+        </w:rPr>
+        <w:t>En enkelt navngiven medarbejder kan have en individuel særaftale om at ALLE hans arbejdstimer giver Øvrig overtid oveni normal løn – uanset tidspunkt på døgnet, dagtype eller det sædvanlige daglige loft. Aftalen slås til via krydsfeltet 'Særaftale: Øvrig overtid for alle timer' i medarbejder-modalen (se afsnit 7.2).</w:t>
+      </w:r>
+    </w:p>
+    <w:p>
+      <w:pPr>
+        <w:pStyle w:val="ListBullet"/>
+        <w:spacing w:after="40"/>
+        <w:ind w:left="454"/>
+      </w:pPr>
+      <w:r>
+        <w:rPr>
+          <w:rFonts w:ascii="Arial" w:hAnsi="Arial"/>
+          <w:sz w:val="22"/>
+        </w:rPr>
+        <w:t>Erstatter de normale tillæg (05-06, 18-21/OT, nat) i stedet for at lægge oveni dem.</w:t>
+      </w:r>
+    </w:p>
+    <w:p>
+      <w:pPr>
+        <w:pStyle w:val="ListBullet"/>
+        <w:spacing w:after="40"/>
+        <w:ind w:left="454"/>
+      </w:pPr>
+      <w:r>
+        <w:rPr>
+          <w:rFonts w:ascii="Arial" w:hAnsi="Arial"/>
+          <w:sz w:val="22"/>
+        </w:rPr>
+        <w:t>Intet dagligt loft – fuld normalløn for samtlige arbejdstimer, uanset medarbejderens skemalagte timer.</w:t>
+      </w:r>
+    </w:p>
+    <w:p>
+      <w:pPr>
+        <w:pStyle w:val="ListBullet"/>
+        <w:spacing w:after="40"/>
+        <w:ind w:left="454"/>
+      </w:pPr>
+      <w:r>
+        <w:rPr>
+          <w:rFonts w:ascii="Arial" w:hAnsi="Arial"/>
+          <w:sz w:val="22"/>
+        </w:rPr>
+        <w:t>Gælder alle dage, også søndage, helligdage, 1. maj og Grundlovsdag.</w:t>
+      </w:r>
+    </w:p>
+    <w:p>
+      <w:pPr>
+        <w:pStyle w:val="ListBullet"/>
+        <w:spacing w:after="40"/>
+        <w:ind w:left="454"/>
+      </w:pPr>
+      <w:r>
+        <w:rPr>
+          <w:rFonts w:ascii="Arial" w:hAnsi="Arial"/>
+          <w:sz w:val="22"/>
+        </w:rPr>
+        <w:t>Kode 4/63 (søgnehelligdagsbetaling) er upåvirket og beregnes helt som normalt.</w:t>
+      </w:r>
+    </w:p>
+    <w:p>
+      <w:pPr>
+        <w:spacing w:before="80" w:after="160"/>
+        <w:ind w:left="283" w:right="283"/>
+      </w:pPr>
+      <w:r>
+        <w:rPr>
+          <w:rFonts w:ascii="Arial" w:hAnsi="Arial"/>
+          <w:b/>
+          <w:color w:val="2E6DB8"/>
+          <w:sz w:val="22"/>
+        </w:rPr>
+        <w:t xml:space="preserve">VIGTIGT: </w:t>
+      </w:r>
+      <w:r>
+        <w:rPr>
+          <w:rFonts w:ascii="Arial" w:hAnsi="Arial"/>
+          <w:color w:val="606060"/>
+          <w:sz w:val="22"/>
+        </w:rPr>
+        <w:t>Krydses feltet af for en medarbejder, slår ændringen automatisk igennem overalt: lønkørsel-preview, prøvekørsel, PDF-timesedler, Lønafregning og Danløn CSV. Brug kun feltet til den konkrete særaftale det er lavet til – det er ikke en generel 'overtidsbonus'-indstilling.</w:t>
+      </w:r>
+    </w:p>
+    <w:p>
       <w:r>
         <w:br w:type="page"/>
       </w:r>
@@ -7290,7 +7638,7 @@
                 <w:rFonts w:ascii="Arial" w:hAnsi="Arial"/>
                 <w:sz w:val="20"/>
               </w:rPr>
-              <w:t>Genstart serveren: stop og start igen via Preview-panelet i Claude Code. Systemet indlæser ny beregningslogik ved opstart.</w:t>
+              <w:t>Genstart serveren: tryk Ctrl+C i terminalvinduet hvor den kører (eller luk python.exe via Jobliste) og start den igen. Systemet indlæser ny beregningslogik ved opstart – se kapitel 10.2 i Teknisk dokumentation.</w:t>
             </w:r>
           </w:p>
         </w:tc>
@@ -7887,6 +8235,29 @@
       </w:tr>
     </w:tbl>
     <w:p/>
+    <w:p>
+      <w:pPr>
+        <w:spacing w:before="80" w:after="160"/>
+        <w:ind w:left="283" w:right="283"/>
+      </w:pPr>
+      <w:r>
+        <w:rPr>
+          <w:rFonts w:ascii="Arial" w:hAnsi="Arial"/>
+          <w:b/>
+          <w:color w:val="2E6DB8"/>
+          <w:sz w:val="22"/>
+        </w:rPr>
+        <w:t xml:space="preserve">TEKNISK NOTE: </w:t>
+      </w:r>
+      <w:r>
+        <w:rPr>
+          <w:rFonts w:ascii="Arial" w:hAnsi="Arial"/>
+          <w:color w:val="606060"/>
+          <w:sz w:val="22"/>
+        </w:rPr>
+        <w:t>'Administrér baselines' er ikke en selvstændig, tildelbar rettighed som de øvrige i rettighedsoversigten (afsnit 11.3) – kun Administrator-rollen har adgang til baseline-genopbygning (POST /api/auto-approval/rebuild-baselines), fordi systemroller altid har fuld adgang. Den kan IKKE tildeles en anden rolle via afkrydsningsboksene i Roller-fanen. 'Slå auto-godkendelse til/fra' (manage_auto_approval) er derimod en almindelig, tildelbar rettighed – se afsnit 11.3.</w:t>
+      </w:r>
+    </w:p>
     <w:p>
       <w:pPr>
         <w:spacing w:before="80" w:after="160"/>
@@ -8368,7 +8739,7 @@
                 <w:rFonts w:ascii="Arial" w:hAnsi="Arial"/>
                 <w:sz w:val="20"/>
               </w:rPr>
-              <w:t>Menupunktet '⚙️ Stamdata' – alle ni faner (se kapitel 7).</w:t>
+              <w:t>Menupunktet '⚙️ Stamdata' – alle ti faner (se kapitel 7). Auto-godkendelse-fanen kræver desuden 'manage_auto_approval'.</w:t>
             </w:r>
           </w:p>
         </w:tc>
@@ -8948,6 +9319,130 @@
                 <w:rFonts w:ascii="Arial" w:hAnsi="Arial"/>
                 <w:sz w:val="20"/>
               </w:rPr>
+              <w:t>auto_approve_manual_activities</w:t>
+            </w:r>
+          </w:p>
+        </w:tc>
+        <w:tc>
+          <w:tcPr>
+            <w:tcW w:type="dxa" w:w="3024"/>
+            <w:tcBorders>
+              <w:top w:val="single" w:sz="4" w:color="CCCCCC"/>
+              <w:left w:val="single" w:sz="4" w:color="CCCCCC"/>
+              <w:bottom w:val="single" w:sz="4" w:color="CCCCCC"/>
+              <w:right w:val="single" w:sz="4" w:color="CCCCCC"/>
+            </w:tcBorders>
+          </w:tcPr>
+          <w:p>
+            <w:r>
+              <w:rPr>
+                <w:rFonts w:ascii="Arial" w:hAnsi="Arial"/>
+                <w:sz w:val="20"/>
+              </w:rPr>
+              <w:t>Auto-godkend ved oprettelse</w:t>
+            </w:r>
+          </w:p>
+        </w:tc>
+        <w:tc>
+          <w:tcPr>
+            <w:tcW w:type="dxa" w:w="3024"/>
+            <w:tcBorders>
+              <w:top w:val="single" w:sz="4" w:color="CCCCCC"/>
+              <w:left w:val="single" w:sz="4" w:color="CCCCCC"/>
+              <w:bottom w:val="single" w:sz="4" w:color="CCCCCC"/>
+              <w:right w:val="single" w:sz="4" w:color="CCCCCC"/>
+            </w:tcBorders>
+          </w:tcPr>
+          <w:p>
+            <w:r>
+              <w:rPr>
+                <w:rFonts w:ascii="Arial" w:hAnsi="Arial"/>
+                <w:sz w:val="20"/>
+              </w:rPr>
+              <w:t>Manuelt oprettede aktiviteter godkendes automatisk ved oprettelse, uden separat godkendelsestrin.</w:t>
+            </w:r>
+          </w:p>
+        </w:tc>
+      </w:tr>
+      <w:tr>
+        <w:tc>
+          <w:tcPr>
+            <w:tcW w:type="dxa" w:w="3024"/>
+            <w:tcBorders>
+              <w:top w:val="single" w:sz="4" w:color="CCCCCC"/>
+              <w:left w:val="single" w:sz="4" w:color="CCCCCC"/>
+              <w:bottom w:val="single" w:sz="4" w:color="CCCCCC"/>
+              <w:right w:val="single" w:sz="4" w:color="CCCCCC"/>
+            </w:tcBorders>
+          </w:tcPr>
+          <w:p>
+            <w:r>
+              <w:rPr>
+                <w:rFonts w:ascii="Arial" w:hAnsi="Arial"/>
+                <w:sz w:val="20"/>
+              </w:rPr>
+              <w:t>manage_auto_approval</w:t>
+            </w:r>
+          </w:p>
+        </w:tc>
+        <w:tc>
+          <w:tcPr>
+            <w:tcW w:type="dxa" w:w="3024"/>
+            <w:tcBorders>
+              <w:top w:val="single" w:sz="4" w:color="CCCCCC"/>
+              <w:left w:val="single" w:sz="4" w:color="CCCCCC"/>
+              <w:bottom w:val="single" w:sz="4" w:color="CCCCCC"/>
+              <w:right w:val="single" w:sz="4" w:color="CCCCCC"/>
+            </w:tcBorders>
+          </w:tcPr>
+          <w:p>
+            <w:r>
+              <w:rPr>
+                <w:rFonts w:ascii="Arial" w:hAnsi="Arial"/>
+                <w:sz w:val="20"/>
+              </w:rPr>
+              <w:t>Slå auto-godkendelse til/fra</w:t>
+            </w:r>
+          </w:p>
+        </w:tc>
+        <w:tc>
+          <w:tcPr>
+            <w:tcW w:type="dxa" w:w="3024"/>
+            <w:tcBorders>
+              <w:top w:val="single" w:sz="4" w:color="CCCCCC"/>
+              <w:left w:val="single" w:sz="4" w:color="CCCCCC"/>
+              <w:bottom w:val="single" w:sz="4" w:color="CCCCCC"/>
+              <w:right w:val="single" w:sz="4" w:color="CCCCCC"/>
+            </w:tcBorders>
+          </w:tcPr>
+          <w:p>
+            <w:r>
+              <w:rPr>
+                <w:rFonts w:ascii="Arial" w:hAnsi="Arial"/>
+                <w:sz w:val="20"/>
+              </w:rPr>
+              <w:t>Slå den statistiske baseline-auto-godkendelse til/fra globalt, og genopbyg baselines.</w:t>
+            </w:r>
+          </w:p>
+        </w:tc>
+      </w:tr>
+      <w:tr>
+        <w:tc>
+          <w:tcPr>
+            <w:tcW w:type="dxa" w:w="3024"/>
+            <w:tcBorders>
+              <w:top w:val="single" w:sz="4" w:color="CCCCCC"/>
+              <w:left w:val="single" w:sz="4" w:color="CCCCCC"/>
+              <w:bottom w:val="single" w:sz="4" w:color="CCCCCC"/>
+              <w:right w:val="single" w:sz="4" w:color="CCCCCC"/>
+            </w:tcBorders>
+          </w:tcPr>
+          <w:p>
+            <w:r>
+              <w:rPr>
+                <w:rFonts w:ascii="Arial" w:hAnsi="Arial"/>
+                <w:sz w:val="20"/>
+              </w:rPr>
               <w:t>view_calendar</w:t>
             </w:r>
           </w:p>
@@ -9365,6 +9860,130 @@
           </w:p>
         </w:tc>
       </w:tr>
+      <w:tr>
+        <w:tc>
+          <w:tcPr>
+            <w:tcW w:type="dxa" w:w="3024"/>
+            <w:tcBorders>
+              <w:top w:val="single" w:sz="4" w:color="CCCCCC"/>
+              <w:left w:val="single" w:sz="4" w:color="CCCCCC"/>
+              <w:bottom w:val="single" w:sz="4" w:color="CCCCCC"/>
+              <w:right w:val="single" w:sz="4" w:color="CCCCCC"/>
+            </w:tcBorders>
+          </w:tcPr>
+          <w:p>
+            <w:r>
+              <w:rPr>
+                <w:rFonts w:ascii="Arial" w:hAnsi="Arial"/>
+                <w:sz w:val="20"/>
+              </w:rPr>
+              <w:t>dagsplan_view</w:t>
+            </w:r>
+          </w:p>
+        </w:tc>
+        <w:tc>
+          <w:tcPr>
+            <w:tcW w:type="dxa" w:w="3024"/>
+            <w:tcBorders>
+              <w:top w:val="single" w:sz="4" w:color="CCCCCC"/>
+              <w:left w:val="single" w:sz="4" w:color="CCCCCC"/>
+              <w:bottom w:val="single" w:sz="4" w:color="CCCCCC"/>
+              <w:right w:val="single" w:sz="4" w:color="CCCCCC"/>
+            </w:tcBorders>
+          </w:tcPr>
+          <w:p>
+            <w:r>
+              <w:rPr>
+                <w:rFonts w:ascii="Arial" w:hAnsi="Arial"/>
+                <w:sz w:val="20"/>
+              </w:rPr>
+              <w:t>Se dagsplan</w:t>
+            </w:r>
+          </w:p>
+        </w:tc>
+        <w:tc>
+          <w:tcPr>
+            <w:tcW w:type="dxa" w:w="3024"/>
+            <w:tcBorders>
+              <w:top w:val="single" w:sz="4" w:color="CCCCCC"/>
+              <w:left w:val="single" w:sz="4" w:color="CCCCCC"/>
+              <w:bottom w:val="single" w:sz="4" w:color="CCCCCC"/>
+              <w:right w:val="single" w:sz="4" w:color="CCCCCC"/>
+            </w:tcBorders>
+          </w:tcPr>
+          <w:p>
+            <w:r>
+              <w:rPr>
+                <w:rFonts w:ascii="Arial" w:hAnsi="Arial"/>
+                <w:sz w:val="20"/>
+              </w:rPr>
+              <w:t>Menupunktet 'Dagsplan' (læse-adgang, se kapitel 13).</w:t>
+            </w:r>
+          </w:p>
+        </w:tc>
+      </w:tr>
+      <w:tr>
+        <w:tc>
+          <w:tcPr>
+            <w:tcW w:type="dxa" w:w="3024"/>
+            <w:tcBorders>
+              <w:top w:val="single" w:sz="4" w:color="CCCCCC"/>
+              <w:left w:val="single" w:sz="4" w:color="CCCCCC"/>
+              <w:bottom w:val="single" w:sz="4" w:color="CCCCCC"/>
+              <w:right w:val="single" w:sz="4" w:color="CCCCCC"/>
+            </w:tcBorders>
+          </w:tcPr>
+          <w:p>
+            <w:r>
+              <w:rPr>
+                <w:rFonts w:ascii="Arial" w:hAnsi="Arial"/>
+                <w:sz w:val="20"/>
+              </w:rPr>
+              <w:t>dagsplan_edit</w:t>
+            </w:r>
+          </w:p>
+        </w:tc>
+        <w:tc>
+          <w:tcPr>
+            <w:tcW w:type="dxa" w:w="3024"/>
+            <w:tcBorders>
+              <w:top w:val="single" w:sz="4" w:color="CCCCCC"/>
+              <w:left w:val="single" w:sz="4" w:color="CCCCCC"/>
+              <w:bottom w:val="single" w:sz="4" w:color="CCCCCC"/>
+              <w:right w:val="single" w:sz="4" w:color="CCCCCC"/>
+            </w:tcBorders>
+          </w:tcPr>
+          <w:p>
+            <w:r>
+              <w:rPr>
+                <w:rFonts w:ascii="Arial" w:hAnsi="Arial"/>
+                <w:sz w:val="20"/>
+              </w:rPr>
+              <w:t>Redigér dagsplan</w:t>
+            </w:r>
+          </w:p>
+        </w:tc>
+        <w:tc>
+          <w:tcPr>
+            <w:tcW w:type="dxa" w:w="3024"/>
+            <w:tcBorders>
+              <w:top w:val="single" w:sz="4" w:color="CCCCCC"/>
+              <w:left w:val="single" w:sz="4" w:color="CCCCCC"/>
+              <w:bottom w:val="single" w:sz="4" w:color="CCCCCC"/>
+              <w:right w:val="single" w:sz="4" w:color="CCCCCC"/>
+            </w:tcBorders>
+          </w:tcPr>
+          <w:p>
+            <w:r>
+              <w:rPr>
+                <w:rFonts w:ascii="Arial" w:hAnsi="Arial"/>
+                <w:sz w:val="20"/>
+              </w:rPr>
+              <w:t>Redigér tildelinger og 'informeret'-afkrydsning, meld/fjern materielt fravær.</w:t>
+            </w:r>
+          </w:p>
+        </w:tc>
+      </w:tr>
     </w:tbl>
     <w:p/>
     <w:p>
@@ -9782,7 +10401,7 @@
           <w:rFonts w:ascii="Arial" w:hAnsi="Arial"/>
           <w:sz w:val="22"/>
         </w:rPr>
-        <w:t>Knappen '💾 Eksportér CSV' åbner en mappevælger (samme mønster som Lønkørsels 'Kør løn') og gemmer én CSV-fil for hele den viste periode med data for alle medarbejdere – ikke topsummeringen.</w:t>
+        <w:t>Knappen '💾 Eksportér CSV' downloader én CSV-fil til din computer for hele den viste periode med data for alle medarbejdere – ikke topsummeringen.</w:t>
       </w:r>
     </w:p>
     <w:p>
@@ -9824,21 +10443,7 @@
           <w:rFonts w:ascii="Arial" w:hAnsi="Arial"/>
           <w:sz w:val="22"/>
         </w:rPr>
-        <w:t>Vælg en mappe (forslået: din Downloads-mappe), eller klik 'Gennemse' for at vælge en anden.</w:t>
-      </w:r>
-    </w:p>
-    <w:p>
-      <w:pPr>
-        <w:pStyle w:val="ListBullet"/>
-        <w:spacing w:after="40"/>
-        <w:ind w:left="454"/>
-      </w:pPr>
-      <w:r>
-        <w:rPr>
-          <w:rFonts w:ascii="Arial" w:hAnsi="Arial"/>
-          <w:sz w:val="22"/>
-        </w:rPr>
-        <w:t>Klik 'Eksportér'.</w:t>
+        <w:t>Klik 'Eksportér'. Filen downloades til din computer.</w:t>
       </w:r>
     </w:p>
     <w:p>
@@ -9874,6 +10479,462 @@
           <w:sz w:val="22"/>
         </w:rPr>
         <w:t>Eksport kræver at den viste periode er låst (der er kørt løn for den under Lønkørsel) – ellers vises en fejlbesked, og der eksporteres ikke. Administratorer er undtaget og kan altid eksportere, uanset periodens status. Selve eksporten LÅSER ikke perioden – det sker kun ved 'Kør løn' under Lønkørsel.</w:t>
+      </w:r>
+    </w:p>
+    <w:p>
+      <w:r>
+        <w:br w:type="page"/>
+      </w:r>
+    </w:p>
+    <w:p>
+      <w:pPr>
+        <w:pStyle w:val="Heading1"/>
+        <w:spacing w:before="360" w:after="120"/>
+      </w:pPr>
+      <w:r>
+        <w:rPr>
+          <w:rFonts w:ascii="Arial" w:hAnsi="Arial"/>
+          <w:b/>
+          <w:color w:val="1B3A6B"/>
+          <w:sz w:val="32"/>
+        </w:rPr>
+        <w:t>13  Dagsplan</w:t>
+      </w:r>
+    </w:p>
+    <w:p>
+      <w:pPr>
+        <w:spacing w:after="120"/>
+      </w:pPr>
+      <w:r>
+        <w:rPr>
+          <w:rFonts w:ascii="Arial" w:hAnsi="Arial"/>
+          <w:sz w:val="22"/>
+        </w:rPr>
+        <w:t>Klik på '🗓️ Dagsplan' i venstre menu for at se og redigere dagens fordeling af vogne til chauffører – den digitale afløser for det Excel-ark, der tidligere blev brugt uden for systemet. Siden kræver rettigheden 'Se dagsplan'; redigering kræver desuden 'Redigér dagsplan' (se afsnit 11.3). Uden redigeringsrettighed ser du samme visning, men alle felter og knapper er låst.</w:t>
+      </w:r>
+    </w:p>
+    <w:p>
+      <w:pPr>
+        <w:spacing w:after="120"/>
+      </w:pPr>
+      <w:r>
+        <w:rPr>
+          <w:rFonts w:ascii="Arial" w:hAnsi="Arial"/>
+          <w:sz w:val="22"/>
+        </w:rPr>
+        <w:t>Siden har to underfaner, der deler samme valgte dato: 'Dagsplan' og 'Materiel fravær'.</w:t>
+      </w:r>
+    </w:p>
+    <w:p>
+      <w:pPr>
+        <w:pStyle w:val="Heading2"/>
+        <w:spacing w:before="200" w:after="120"/>
+      </w:pPr>
+      <w:r>
+        <w:rPr>
+          <w:rFonts w:ascii="Arial" w:hAnsi="Arial"/>
+          <w:b/>
+          <w:color w:val="2E6DB8"/>
+          <w:sz w:val="26"/>
+        </w:rPr>
+        <w:t>13.1  Dagsplan-fanen</w:t>
+      </w:r>
+    </w:p>
+    <w:p>
+      <w:pPr>
+        <w:spacing w:after="120"/>
+      </w:pPr>
+      <w:r>
+        <w:rPr>
+          <w:rFonts w:ascii="Arial" w:hAnsi="Arial"/>
+          <w:sz w:val="22"/>
+        </w:rPr>
+        <w:t>Øverst navigerer du mellem dage med ◀ / ▶ eller datovælgeren (default: dags dato). Disponentgruppe-filteret og det søgbare medarbejder-filter indsnævrer kun hovedtabellen – sidelisten med den fulde medarbejderoversigt er altid upåvirket af filtrene.</w:t>
+      </w:r>
+    </w:p>
+    <w:tbl>
+      <w:tblPr>
+        <w:tblStyle w:val="TableGrid"/>
+        <w:tblW w:type="auto" w:w="0"/>
+        <w:tblLook w:firstColumn="1" w:firstRow="1" w:lastColumn="0" w:lastRow="0" w:noHBand="0" w:noVBand="1" w:val="04A0"/>
+      </w:tblPr>
+      <w:tblGrid>
+        <w:gridCol w:w="4536"/>
+        <w:gridCol w:w="4536"/>
+      </w:tblGrid>
+      <w:tr>
+        <w:tc>
+          <w:tcPr>
+            <w:tcW w:type="dxa" w:w="4536"/>
+            <w:shd w:val="clear" w:color="auto" w:fill="1B3A6B"/>
+          </w:tcPr>
+          <w:p>
+            <w:r>
+              <w:rPr>
+                <w:rFonts w:ascii="Arial" w:hAnsi="Arial"/>
+                <w:b/>
+                <w:color w:val="FFFFFF"/>
+                <w:sz w:val="20"/>
+              </w:rPr>
+              <w:t>Kolonne</w:t>
+            </w:r>
+          </w:p>
+        </w:tc>
+        <w:tc>
+          <w:tcPr>
+            <w:tcW w:type="dxa" w:w="4536"/>
+            <w:shd w:val="clear" w:color="auto" w:fill="1B3A6B"/>
+          </w:tcPr>
+          <w:p>
+            <w:r>
+              <w:rPr>
+                <w:rFonts w:ascii="Arial" w:hAnsi="Arial"/>
+                <w:b/>
+                <w:color w:val="FFFFFF"/>
+                <w:sz w:val="20"/>
+              </w:rPr>
+              <w:t>Indhold</w:t>
+            </w:r>
+          </w:p>
+        </w:tc>
+      </w:tr>
+      <w:tr>
+        <w:tc>
+          <w:tcPr>
+            <w:tcW w:type="dxa" w:w="4536"/>
+            <w:tcBorders>
+              <w:top w:val="single" w:sz="4" w:color="CCCCCC"/>
+              <w:left w:val="single" w:sz="4" w:color="CCCCCC"/>
+              <w:bottom w:val="single" w:sz="4" w:color="CCCCCC"/>
+              <w:right w:val="single" w:sz="4" w:color="CCCCCC"/>
+            </w:tcBorders>
+          </w:tcPr>
+          <w:p>
+            <w:r>
+              <w:rPr>
+                <w:rFonts w:ascii="Arial" w:hAnsi="Arial"/>
+                <w:sz w:val="20"/>
+              </w:rPr>
+              <w:t>Vognnummer</w:t>
+            </w:r>
+          </w:p>
+        </w:tc>
+        <w:tc>
+          <w:tcPr>
+            <w:tcW w:type="dxa" w:w="4536"/>
+            <w:tcBorders>
+              <w:top w:val="single" w:sz="4" w:color="CCCCCC"/>
+              <w:left w:val="single" w:sz="4" w:color="CCCCCC"/>
+              <w:bottom w:val="single" w:sz="4" w:color="CCCCCC"/>
+              <w:right w:val="single" w:sz="4" w:color="CCCCCC"/>
+            </w:tcBorders>
+          </w:tcPr>
+          <w:p>
+            <w:r>
+              <w:rPr>
+                <w:rFonts w:ascii="Arial" w:hAnsi="Arial"/>
+                <w:sz w:val="20"/>
+              </w:rPr>
+              <w:t>Vognens nummer (fra Vognpark).</w:t>
+            </w:r>
+          </w:p>
+        </w:tc>
+      </w:tr>
+      <w:tr>
+        <w:tc>
+          <w:tcPr>
+            <w:tcW w:type="dxa" w:w="4536"/>
+            <w:tcBorders>
+              <w:top w:val="single" w:sz="4" w:color="CCCCCC"/>
+              <w:left w:val="single" w:sz="4" w:color="CCCCCC"/>
+              <w:bottom w:val="single" w:sz="4" w:color="CCCCCC"/>
+              <w:right w:val="single" w:sz="4" w:color="CCCCCC"/>
+            </w:tcBorders>
+          </w:tcPr>
+          <w:p>
+            <w:r>
+              <w:rPr>
+                <w:rFonts w:ascii="Arial" w:hAnsi="Arial"/>
+                <w:sz w:val="20"/>
+              </w:rPr>
+              <w:t>Beskrivelse</w:t>
+            </w:r>
+          </w:p>
+        </w:tc>
+        <w:tc>
+          <w:tcPr>
+            <w:tcW w:type="dxa" w:w="4536"/>
+            <w:tcBorders>
+              <w:top w:val="single" w:sz="4" w:color="CCCCCC"/>
+              <w:left w:val="single" w:sz="4" w:color="CCCCCC"/>
+              <w:bottom w:val="single" w:sz="4" w:color="CCCCCC"/>
+              <w:right w:val="single" w:sz="4" w:color="CCCCCC"/>
+            </w:tcBorders>
+          </w:tcPr>
+          <w:p>
+            <w:r>
+              <w:rPr>
+                <w:rFonts w:ascii="Arial" w:hAnsi="Arial"/>
+                <w:sz w:val="20"/>
+              </w:rPr>
+              <w:t>Vognens beskrivelse, hvis udfyldt under Vognpark.</w:t>
+            </w:r>
+          </w:p>
+        </w:tc>
+      </w:tr>
+      <w:tr>
+        <w:tc>
+          <w:tcPr>
+            <w:tcW w:type="dxa" w:w="4536"/>
+            <w:tcBorders>
+              <w:top w:val="single" w:sz="4" w:color="CCCCCC"/>
+              <w:left w:val="single" w:sz="4" w:color="CCCCCC"/>
+              <w:bottom w:val="single" w:sz="4" w:color="CCCCCC"/>
+              <w:right w:val="single" w:sz="4" w:color="CCCCCC"/>
+            </w:tcBorders>
+          </w:tcPr>
+          <w:p>
+            <w:r>
+              <w:rPr>
+                <w:rFonts w:ascii="Arial" w:hAnsi="Arial"/>
+                <w:sz w:val="20"/>
+              </w:rPr>
+              <w:t>Chauffør</w:t>
+            </w:r>
+          </w:p>
+        </w:tc>
+        <w:tc>
+          <w:tcPr>
+            <w:tcW w:type="dxa" w:w="4536"/>
+            <w:tcBorders>
+              <w:top w:val="single" w:sz="4" w:color="CCCCCC"/>
+              <w:left w:val="single" w:sz="4" w:color="CCCCCC"/>
+              <w:bottom w:val="single" w:sz="4" w:color="CCCCCC"/>
+              <w:right w:val="single" w:sz="4" w:color="CCCCCC"/>
+            </w:tcBorders>
+          </w:tcPr>
+          <w:p>
+            <w:r>
+              <w:rPr>
+                <w:rFonts w:ascii="Arial" w:hAnsi="Arial"/>
+                <w:sz w:val="20"/>
+              </w:rPr>
+              <w:t>Søgbar medarbejder-vælger. Er medarbejderens 'Fast bil' sat til denne vogn (se afsnit 7.2), foreslås vedkommende automatisk – forslaget kan altid ændres.</w:t>
+            </w:r>
+          </w:p>
+        </w:tc>
+      </w:tr>
+      <w:tr>
+        <w:tc>
+          <w:tcPr>
+            <w:tcW w:type="dxa" w:w="4536"/>
+            <w:tcBorders>
+              <w:top w:val="single" w:sz="4" w:color="CCCCCC"/>
+              <w:left w:val="single" w:sz="4" w:color="CCCCCC"/>
+              <w:bottom w:val="single" w:sz="4" w:color="CCCCCC"/>
+              <w:right w:val="single" w:sz="4" w:color="CCCCCC"/>
+            </w:tcBorders>
+          </w:tcPr>
+          <w:p>
+            <w:r>
+              <w:rPr>
+                <w:rFonts w:ascii="Arial" w:hAnsi="Arial"/>
+                <w:sz w:val="20"/>
+              </w:rPr>
+              <w:t>Opgave</w:t>
+            </w:r>
+          </w:p>
+        </w:tc>
+        <w:tc>
+          <w:tcPr>
+            <w:tcW w:type="dxa" w:w="4536"/>
+            <w:tcBorders>
+              <w:top w:val="single" w:sz="4" w:color="CCCCCC"/>
+              <w:left w:val="single" w:sz="4" w:color="CCCCCC"/>
+              <w:bottom w:val="single" w:sz="4" w:color="CCCCCC"/>
+              <w:right w:val="single" w:sz="4" w:color="CCCCCC"/>
+            </w:tcBorders>
+          </w:tcPr>
+          <w:p>
+            <w:r>
+              <w:rPr>
+                <w:rFonts w:ascii="Arial" w:hAnsi="Arial"/>
+                <w:sz w:val="20"/>
+              </w:rPr>
+              <w:t>Frit tekstfelt.</w:t>
+            </w:r>
+          </w:p>
+        </w:tc>
+      </w:tr>
+      <w:tr>
+        <w:tc>
+          <w:tcPr>
+            <w:tcW w:type="dxa" w:w="4536"/>
+            <w:tcBorders>
+              <w:top w:val="single" w:sz="4" w:color="CCCCCC"/>
+              <w:left w:val="single" w:sz="4" w:color="CCCCCC"/>
+              <w:bottom w:val="single" w:sz="4" w:color="CCCCCC"/>
+              <w:right w:val="single" w:sz="4" w:color="CCCCCC"/>
+            </w:tcBorders>
+          </w:tcPr>
+          <w:p>
+            <w:r>
+              <w:rPr>
+                <w:rFonts w:ascii="Arial" w:hAnsi="Arial"/>
+                <w:sz w:val="20"/>
+              </w:rPr>
+              <w:t>Informeret</w:t>
+            </w:r>
+          </w:p>
+        </w:tc>
+        <w:tc>
+          <w:tcPr>
+            <w:tcW w:type="dxa" w:w="4536"/>
+            <w:tcBorders>
+              <w:top w:val="single" w:sz="4" w:color="CCCCCC"/>
+              <w:left w:val="single" w:sz="4" w:color="CCCCCC"/>
+              <w:bottom w:val="single" w:sz="4" w:color="CCCCCC"/>
+              <w:right w:val="single" w:sz="4" w:color="CCCCCC"/>
+            </w:tcBorders>
+          </w:tcPr>
+          <w:p>
+            <w:r>
+              <w:rPr>
+                <w:rFonts w:ascii="Arial" w:hAnsi="Arial"/>
+                <w:sz w:val="20"/>
+              </w:rPr>
+              <w:t>Afkrydsningsfelt – markér når chaufføren er informeret om dagens tildeling.</w:t>
+            </w:r>
+          </w:p>
+        </w:tc>
+      </w:tr>
+    </w:tbl>
+    <w:p/>
+    <w:p>
+      <w:pPr>
+        <w:spacing w:after="120"/>
+      </w:pPr>
+      <w:r>
+        <w:rPr>
+          <w:rFonts w:ascii="Arial" w:hAnsi="Arial"/>
+          <w:sz w:val="22"/>
+        </w:rPr>
+        <w:t>Under hovedtabellen findes 10 faste 'EKSTRA'-rækker til hjælp på pladsen eller lærlinge – samme felter som ovenfor, men uden vognnummer og uden vognnummer-autoudfyldning på aktiviteter.</w:t>
+      </w:r>
+    </w:p>
+    <w:p>
+      <w:pPr>
+        <w:pStyle w:val="ListBullet"/>
+        <w:spacing w:after="40"/>
+        <w:ind w:left="454"/>
+      </w:pPr>
+      <w:r>
+        <w:rPr>
+          <w:rFonts w:ascii="Arial" w:hAnsi="Arial"/>
+          <w:sz w:val="22"/>
+        </w:rPr>
+        <w:t>En medarbejder med registreret fravær den valgte dag vises med rødt i sidelisten – og forbliver rødt, selv hvis vedkommende samtidig er skrevet i en Chauffør-kolonne.</w:t>
+      </w:r>
+    </w:p>
+    <w:p>
+      <w:pPr>
+        <w:pStyle w:val="ListBullet"/>
+        <w:spacing w:after="40"/>
+        <w:ind w:left="454"/>
+      </w:pPr>
+      <w:r>
+        <w:rPr>
+          <w:rFonts w:ascii="Arial" w:hAnsi="Arial"/>
+          <w:sz w:val="22"/>
+        </w:rPr>
+        <w:t>En vogn med meldt materielt fravær (se afsnit 13.2) vises rødt i hovedtabellen.</w:t>
+      </w:r>
+    </w:p>
+    <w:p>
+      <w:pPr>
+        <w:pStyle w:val="ListBullet"/>
+        <w:spacing w:after="40"/>
+        <w:ind w:left="454"/>
+      </w:pPr>
+      <w:r>
+        <w:rPr>
+          <w:rFonts w:ascii="Arial" w:hAnsi="Arial"/>
+          <w:sz w:val="22"/>
+        </w:rPr>
+        <w:t>Er der uoverensstemmelse mellem den tildelte vogn og vognnummeret på chaufførens egen 'normal tid'-aktivitet den dag, vises et ⚠️-ikon med tooltip 'vognnummer i løn: xxx' ved chaufførnavnet.</w:t>
+      </w:r>
+    </w:p>
+    <w:p>
+      <w:pPr>
+        <w:spacing w:before="80" w:after="160"/>
+        <w:ind w:left="283" w:right="283"/>
+      </w:pPr>
+      <w:r>
+        <w:rPr>
+          <w:rFonts w:ascii="Arial" w:hAnsi="Arial"/>
+          <w:b/>
+          <w:color w:val="2E6DB8"/>
+          <w:sz w:val="22"/>
+        </w:rPr>
+        <w:t xml:space="preserve">BEMÆRK: </w:t>
+      </w:r>
+      <w:r>
+        <w:rPr>
+          <w:rFonts w:ascii="Arial" w:hAnsi="Arial"/>
+          <w:color w:val="606060"/>
+          <w:sz w:val="22"/>
+        </w:rPr>
+        <w:t>Forsøger du at tildele en medarbejder, der allerede har en anden tildeling (eller registreret fravær) samme dag, viser systemet en advarsel i stedet for at blokere handlingen – bekræfter du, gennemføres dobbelttildelingen alligevel.</w:t>
+      </w:r>
+    </w:p>
+    <w:p>
+      <w:pPr>
+        <w:spacing w:before="80" w:after="160"/>
+        <w:ind w:left="283" w:right="283"/>
+      </w:pPr>
+      <w:r>
+        <w:rPr>
+          <w:rFonts w:ascii="Arial" w:hAnsi="Arial"/>
+          <w:b/>
+          <w:color w:val="2E6DB8"/>
+          <w:sz w:val="22"/>
+        </w:rPr>
+        <w:t xml:space="preserve">GODT AT VIDE: </w:t>
+      </w:r>
+      <w:r>
+        <w:rPr>
+          <w:rFonts w:ascii="Arial" w:hAnsi="Arial"/>
+          <w:color w:val="606060"/>
+          <w:sz w:val="22"/>
+        </w:rPr>
+        <w:t>Opretter du en 'normal tid'-aktivitet for en chauffør med en tildelt vogn i Dagsplan den pågældende dag, udfyldes vognnummeret automatisk på aktiviteten – medmindre feltet allerede er udfyldt. Dette rører ikke ved fraværstyper eller EKSTRA-rækkerne.</w:t>
+      </w:r>
+    </w:p>
+    <w:p>
+      <w:pPr>
+        <w:pStyle w:val="Heading2"/>
+        <w:spacing w:before="200" w:after="120"/>
+      </w:pPr>
+      <w:r>
+        <w:rPr>
+          <w:rFonts w:ascii="Arial" w:hAnsi="Arial"/>
+          <w:b/>
+          <w:color w:val="2E6DB8"/>
+          <w:sz w:val="26"/>
+        </w:rPr>
+        <w:t>13.2  Materiel fravær-fanen</w:t>
+      </w:r>
+    </w:p>
+    <w:p>
+      <w:pPr>
+        <w:spacing w:after="120"/>
+      </w:pPr>
+      <w:r>
+        <w:rPr>
+          <w:rFonts w:ascii="Arial" w:hAnsi="Arial"/>
+          <w:sz w:val="22"/>
+        </w:rPr>
+        <w:t>Registrér når en vogn er ude af drift (værksted, reparation m.m.). Klik 'Meld materielt fravær' (kræver 'Redigér dagsplan') og angiv vogn, 'Fra dato' (default: fanens valgte dato), en valgfri 'Til dato' (tom betyder étdags-fravær) samt en kommentar. Tabellen nedenfor viser dagens meldte fravær med en slet-knap.</w:t>
       </w:r>
     </w:p>
     <w:sectPr>
